--- a/data/base_resume.docx
+++ b/data/base_resume.docx
@@ -32,8 +32,13 @@
         <w:t xml:space="preserve"> | </w:t>
       </w:r>
       <w:hyperlink r:id="rId6">
+        <w:proofErr w:type="spellStart"/>
         <w:r>
-          <w:t>shianmorrison.dev/</w:t>
+          <w:t>shianmorrison.dev</w:t>
+        </w:r>
+        <w:proofErr w:type="spellEnd"/>
+        <w:r>
+          <w:t>/</w:t>
         </w:r>
       </w:hyperlink>
       <w:r>
@@ -41,38 +46,33 @@
       </w:r>
       <w:hyperlink r:id="rId7">
         <w:r>
-          <w:t>github.com/Shi-morrison</w:t>
+          <w:t>github.com/Shi-</w:t>
         </w:r>
+        <w:proofErr w:type="spellStart"/>
+        <w:r>
+          <w:t>morrison</w:t>
+        </w:r>
+        <w:proofErr w:type="spellEnd"/>
       </w:hyperlink>
     </w:p>
     <w:p>
       <w:pPr>
+        <w:spacing w:after="119" w:line="259" w:lineRule="auto"/>
         <w:ind w:left="0" w:firstLine="0"/>
       </w:pPr>
-    </w:p>
-    <w:p>
-      <w:pPr>
-        <w:pStyle w:val="Heading1"/>
-        <w:ind w:left="-5"/>
-        <w:rPr>
-          <w:sz w:val="22"/>
-        </w:rPr>
-      </w:pPr>
-      <w:r>
-        <w:t>Experience</w:t>
-      </w:r>
-      <w:r>
-        <w:rPr>
+      <w:r>
+        <w:rPr>
+          <w:rFonts w:ascii="Calibri" w:eastAsia="Calibri" w:hAnsi="Calibri" w:cs="Calibri"/>
           <w:noProof/>
           <w:sz w:val="22"/>
         </w:rPr>
         <mc:AlternateContent>
           <mc:Choice Requires="wpg">
             <w:drawing>
-              <wp:inline distT="0" distB="0" distL="0" distR="0" wp14:anchorId="3B786D52" wp14:editId="1CD72464">
-                <wp:extent cx="6858000" cy="152400"/>
+              <wp:inline distT="0" distB="0" distL="0" distR="0" wp14:anchorId="72D97E05" wp14:editId="1CC48426">
+                <wp:extent cx="6858000" cy="365099"/>
                 <wp:effectExtent l="0" t="0" r="0" b="0"/>
-                <wp:docPr id="2127365858" name="Group 2127365858"/>
+                <wp:docPr id="1240" name="Group 1240"/>
                 <wp:cNvGraphicFramePr/>
                 <a:graphic xmlns:a="http://schemas.openxmlformats.org/drawingml/2006/main">
                   <a:graphicData uri="http://schemas.microsoft.com/office/word/2010/wordprocessingGroup">
@@ -81,13 +81,768 @@
                       <wpg:grpSpPr>
                         <a:xfrm>
                           <a:off x="0" y="0"/>
-                          <a:ext cx="6858000" cy="152400"/>
+                          <a:ext cx="6858000" cy="365099"/>
+                          <a:chOff x="0" y="0"/>
+                          <a:chExt cx="6858000" cy="365099"/>
+                        </a:xfrm>
+                      </wpg:grpSpPr>
+                      <wps:wsp>
+                        <wps:cNvPr id="10" name="Shape 10"/>
+                        <wps:cNvSpPr/>
+                        <wps:spPr>
+                          <a:xfrm>
+                            <a:off x="830402" y="0"/>
+                            <a:ext cx="1471219" cy="0"/>
+                          </a:xfrm>
+                          <a:custGeom>
+                            <a:avLst/>
+                            <a:gdLst/>
+                            <a:ahLst/>
+                            <a:cxnLst/>
+                            <a:rect l="0" t="0" r="0" b="0"/>
+                            <a:pathLst>
+                              <a:path w="1471219">
+                                <a:moveTo>
+                                  <a:pt x="0" y="0"/>
+                                </a:moveTo>
+                                <a:lnTo>
+                                  <a:pt x="1471219" y="0"/>
+                                </a:lnTo>
+                              </a:path>
+                            </a:pathLst>
+                          </a:custGeom>
+                          <a:ln w="5055" cap="flat">
+                            <a:miter lim="127000"/>
+                          </a:ln>
+                        </wps:spPr>
+                        <wps:style>
+                          <a:lnRef idx="1">
+                            <a:srgbClr val="000000"/>
+                          </a:lnRef>
+                          <a:fillRef idx="0">
+                            <a:srgbClr val="000000">
+                              <a:alpha val="0"/>
+                            </a:srgbClr>
+                          </a:fillRef>
+                          <a:effectRef idx="0">
+                            <a:scrgbClr r="0" g="0" b="0"/>
+                          </a:effectRef>
+                          <a:fontRef idx="none"/>
+                        </wps:style>
+                        <wps:bodyPr/>
+                      </wps:wsp>
+                      <wps:wsp>
+                        <wps:cNvPr id="13" name="Shape 13"/>
+                        <wps:cNvSpPr/>
+                        <wps:spPr>
+                          <a:xfrm>
+                            <a:off x="2415032" y="7023"/>
+                            <a:ext cx="1766443" cy="0"/>
+                          </a:xfrm>
+                          <a:custGeom>
+                            <a:avLst/>
+                            <a:gdLst/>
+                            <a:ahLst/>
+                            <a:cxnLst/>
+                            <a:rect l="0" t="0" r="0" b="0"/>
+                            <a:pathLst>
+                              <a:path w="1766443">
+                                <a:moveTo>
+                                  <a:pt x="0" y="0"/>
+                                </a:moveTo>
+                                <a:lnTo>
+                                  <a:pt x="1766443" y="0"/>
+                                </a:lnTo>
+                              </a:path>
+                            </a:pathLst>
+                          </a:custGeom>
+                          <a:ln w="5055" cap="flat">
+                            <a:miter lim="127000"/>
+                          </a:ln>
+                        </wps:spPr>
+                        <wps:style>
+                          <a:lnRef idx="1">
+                            <a:srgbClr val="000000"/>
+                          </a:lnRef>
+                          <a:fillRef idx="0">
+                            <a:srgbClr val="000000">
+                              <a:alpha val="0"/>
+                            </a:srgbClr>
+                          </a:fillRef>
+                          <a:effectRef idx="0">
+                            <a:scrgbClr r="0" g="0" b="0"/>
+                          </a:effectRef>
+                          <a:fontRef idx="none"/>
+                        </wps:style>
+                        <wps:bodyPr/>
+                      </wps:wsp>
+                      <wps:wsp>
+                        <wps:cNvPr id="16" name="Shape 16"/>
+                        <wps:cNvSpPr/>
+                        <wps:spPr>
+                          <a:xfrm>
+                            <a:off x="4294899" y="7023"/>
+                            <a:ext cx="1067029" cy="0"/>
+                          </a:xfrm>
+                          <a:custGeom>
+                            <a:avLst/>
+                            <a:gdLst/>
+                            <a:ahLst/>
+                            <a:cxnLst/>
+                            <a:rect l="0" t="0" r="0" b="0"/>
+                            <a:pathLst>
+                              <a:path w="1067029">
+                                <a:moveTo>
+                                  <a:pt x="0" y="0"/>
+                                </a:moveTo>
+                                <a:lnTo>
+                                  <a:pt x="1067029" y="0"/>
+                                </a:lnTo>
+                              </a:path>
+                            </a:pathLst>
+                          </a:custGeom>
+                          <a:ln w="5055" cap="flat">
+                            <a:miter lim="127000"/>
+                          </a:ln>
+                        </wps:spPr>
+                        <wps:style>
+                          <a:lnRef idx="1">
+                            <a:srgbClr val="000000"/>
+                          </a:lnRef>
+                          <a:fillRef idx="0">
+                            <a:srgbClr val="000000">
+                              <a:alpha val="0"/>
+                            </a:srgbClr>
+                          </a:fillRef>
+                          <a:effectRef idx="0">
+                            <a:scrgbClr r="0" g="0" b="0"/>
+                          </a:effectRef>
+                          <a:fontRef idx="none"/>
+                        </wps:style>
+                        <wps:bodyPr/>
+                      </wps:wsp>
+                      <wps:wsp>
+                        <wps:cNvPr id="19" name="Shape 19"/>
+                        <wps:cNvSpPr/>
+                        <wps:spPr>
+                          <a:xfrm>
+                            <a:off x="5475351" y="7023"/>
+                            <a:ext cx="1382649" cy="0"/>
+                          </a:xfrm>
+                          <a:custGeom>
+                            <a:avLst/>
+                            <a:gdLst/>
+                            <a:ahLst/>
+                            <a:cxnLst/>
+                            <a:rect l="0" t="0" r="0" b="0"/>
+                            <a:pathLst>
+                              <a:path w="1382649">
+                                <a:moveTo>
+                                  <a:pt x="0" y="0"/>
+                                </a:moveTo>
+                                <a:lnTo>
+                                  <a:pt x="1382649" y="0"/>
+                                </a:lnTo>
+                              </a:path>
+                            </a:pathLst>
+                          </a:custGeom>
+                          <a:ln w="5055" cap="flat">
+                            <a:miter lim="127000"/>
+                          </a:ln>
+                        </wps:spPr>
+                        <wps:style>
+                          <a:lnRef idx="1">
+                            <a:srgbClr val="000000"/>
+                          </a:lnRef>
+                          <a:fillRef idx="0">
+                            <a:srgbClr val="000000">
+                              <a:alpha val="0"/>
+                            </a:srgbClr>
+                          </a:fillRef>
+                          <a:effectRef idx="0">
+                            <a:scrgbClr r="0" g="0" b="0"/>
+                          </a:effectRef>
+                          <a:fontRef idx="none"/>
+                        </wps:style>
+                        <wps:bodyPr/>
+                      </wps:wsp>
+                      <wps:wsp>
+                        <wps:cNvPr id="20" name="Rectangle 20"/>
+                        <wps:cNvSpPr/>
+                        <wps:spPr>
+                          <a:xfrm>
+                            <a:off x="0" y="195562"/>
+                            <a:ext cx="1150022" cy="201935"/>
+                          </a:xfrm>
+                          <a:prstGeom prst="rect">
+                            <a:avLst/>
+                          </a:prstGeom>
+                          <a:ln>
+                            <a:noFill/>
+                          </a:ln>
+                        </wps:spPr>
+                        <wps:txbx>
+                          <w:txbxContent>
+                            <w:p>
+                              <w:pPr>
+                                <w:spacing w:after="160" w:line="259" w:lineRule="auto"/>
+                                <w:ind w:left="0" w:firstLine="0"/>
+                              </w:pPr>
+                              <w:r>
+                                <w:rPr>
+                                  <w:rFonts w:ascii="Calibri" w:eastAsia="Calibri" w:hAnsi="Calibri" w:cs="Calibri"/>
+                                  <w:w w:val="128"/>
+                                  <w:sz w:val="24"/>
+                                </w:rPr>
+                                <w:t>Experience</w:t>
+                              </w:r>
+                            </w:p>
+                          </w:txbxContent>
+                        </wps:txbx>
+                        <wps:bodyPr horzOverflow="overflow" vert="horz" lIns="0" tIns="0" rIns="0" bIns="0" rtlCol="0">
+                          <a:noAutofit/>
+                        </wps:bodyPr>
+                      </wps:wsp>
+                      <wps:wsp>
+                        <wps:cNvPr id="21" name="Shape 21"/>
+                        <wps:cNvSpPr/>
+                        <wps:spPr>
+                          <a:xfrm>
+                            <a:off x="0" y="365099"/>
+                            <a:ext cx="6858000" cy="0"/>
+                          </a:xfrm>
+                          <a:custGeom>
+                            <a:avLst/>
+                            <a:gdLst/>
+                            <a:ahLst/>
+                            <a:cxnLst/>
+                            <a:rect l="0" t="0" r="0" b="0"/>
+                            <a:pathLst>
+                              <a:path w="6858000">
+                                <a:moveTo>
+                                  <a:pt x="0" y="0"/>
+                                </a:moveTo>
+                                <a:lnTo>
+                                  <a:pt x="6858000" y="0"/>
+                                </a:lnTo>
+                              </a:path>
+                            </a:pathLst>
+                          </a:custGeom>
+                          <a:ln w="5055" cap="flat">
+                            <a:miter lim="127000"/>
+                          </a:ln>
+                        </wps:spPr>
+                        <wps:style>
+                          <a:lnRef idx="1">
+                            <a:srgbClr val="000000"/>
+                          </a:lnRef>
+                          <a:fillRef idx="0">
+                            <a:srgbClr val="000000">
+                              <a:alpha val="0"/>
+                            </a:srgbClr>
+                          </a:fillRef>
+                          <a:effectRef idx="0">
+                            <a:scrgbClr r="0" g="0" b="0"/>
+                          </a:effectRef>
+                          <a:fontRef idx="none"/>
+                        </wps:style>
+                        <wps:bodyPr/>
+                      </wps:wsp>
+                    </wpg:wgp>
+                  </a:graphicData>
+                </a:graphic>
+              </wp:inline>
+            </w:drawing>
+          </mc:Choice>
+          <mc:Fallback xmlns:a="http://schemas.openxmlformats.org/drawingml/2006/main">
+            <w:pict>
+              <v:group id="Group 1240" style="width:540pt;height:28.748pt;mso-position-horizontal-relative:char;mso-position-vertical-relative:line" coordsize="68580,3650">
+                <v:shape id="Shape 10" style="position:absolute;width:14712;height:0;left:8304;top:0;" coordsize="1471219,0" path="m0,0l1471219,0">
+                  <v:stroke weight="0.398pt" endcap="flat" joinstyle="miter" miterlimit="10" on="true" color="#000000"/>
+                  <v:fill on="false" color="#000000" opacity="0"/>
+                </v:shape>
+                <v:shape id="Shape 13" style="position:absolute;width:17664;height:0;left:24150;top:70;" coordsize="1766443,0" path="m0,0l1766443,0">
+                  <v:stroke weight="0.398pt" endcap="flat" joinstyle="miter" miterlimit="10" on="true" color="#000000"/>
+                  <v:fill on="false" color="#000000" opacity="0"/>
+                </v:shape>
+                <v:shape id="Shape 16" style="position:absolute;width:10670;height:0;left:42948;top:70;" coordsize="1067029,0" path="m0,0l1067029,0">
+                  <v:stroke weight="0.398pt" endcap="flat" joinstyle="miter" miterlimit="10" on="true" color="#000000"/>
+                  <v:fill on="false" color="#000000" opacity="0"/>
+                </v:shape>
+                <v:shape id="Shape 19" style="position:absolute;width:13826;height:0;left:54753;top:70;" coordsize="1382649,0" path="m0,0l1382649,0">
+                  <v:stroke weight="0.398pt" endcap="flat" joinstyle="miter" miterlimit="10" on="true" color="#000000"/>
+                  <v:fill on="false" color="#000000" opacity="0"/>
+                </v:shape>
+                <v:rect id="Rectangle 20" style="position:absolute;width:11500;height:2019;left:0;top:1955;" filled="f" stroked="f">
+                  <v:textbox inset="0,0,0,0">
+                    <w:txbxContent>
+                      <w:p>
+                        <w:pPr>
+                          <w:spacing w:before="0" w:after="160" w:line="259" w:lineRule="auto"/>
+                          <w:ind w:left="0" w:firstLine="0"/>
+                        </w:pPr>
+                        <w:r>
+                          <w:rPr>
+                            <w:rFonts w:cs="Calibri" w:hAnsi="Calibri" w:eastAsia="Calibri" w:ascii="Calibri"/>
+                            <w:w w:val="128"/>
+                            <w:sz w:val="24"/>
+                          </w:rPr>
+                          <w:t xml:space="preserve">Experience</w:t>
+                        </w:r>
+                      </w:p>
+                    </w:txbxContent>
+                  </v:textbox>
+                </v:rect>
+                <v:shape id="Shape 21" style="position:absolute;width:68580;height:0;left:0;top:3650;" coordsize="6858000,0" path="m0,0l6858000,0">
+                  <v:stroke weight="0.398pt" endcap="flat" joinstyle="miter" miterlimit="10" on="true" color="#000000"/>
+                  <v:fill on="false" color="#000000" opacity="0"/>
+                </v:shape>
+              </v:group>
+            </w:pict>
+          </mc:Fallback>
+        </mc:AlternateContent>
+      </w:r>
+    </w:p>
+    <w:p>
+      <w:pPr>
+        <w:tabs>
+          <w:tab w:val="center" w:pos="1977"/>
+          <w:tab w:val="right" w:pos="10800"/>
+        </w:tabs>
+        <w:spacing w:after="28" w:line="259" w:lineRule="auto"/>
+        <w:ind w:left="0" w:firstLine="0"/>
+      </w:pPr>
+      <w:r>
+        <w:rPr>
+          <w:rFonts w:ascii="Calibri" w:eastAsia="Calibri" w:hAnsi="Calibri" w:cs="Calibri"/>
+          <w:sz w:val="22"/>
+        </w:rPr>
+        <w:tab/>
+      </w:r>
+      <w:r>
+        <w:rPr>
+          <w:b/>
+          <w:sz w:val="22"/>
+        </w:rPr>
+        <w:t>Software Development Engineer</w:t>
+      </w:r>
+      <w:r>
+        <w:rPr>
+          <w:b/>
+          <w:sz w:val="22"/>
+        </w:rPr>
+        <w:tab/>
+      </w:r>
+      <w:r>
+        <w:rPr>
+          <w:sz w:val="22"/>
+        </w:rPr>
+        <w:t>June 2025 – Present</w:t>
+      </w:r>
+    </w:p>
+    <w:p>
+      <w:pPr>
+        <w:tabs>
+          <w:tab w:val="center" w:pos="1178"/>
+          <w:tab w:val="right" w:pos="10800"/>
+        </w:tabs>
+        <w:spacing w:after="18" w:line="259" w:lineRule="auto"/>
+        <w:ind w:left="0" w:firstLine="0"/>
+      </w:pPr>
+      <w:r>
+        <w:rPr>
+          <w:rFonts w:ascii="Calibri" w:eastAsia="Calibri" w:hAnsi="Calibri" w:cs="Calibri"/>
+          <w:sz w:val="22"/>
+        </w:rPr>
+        <w:tab/>
+      </w:r>
+      <w:r>
+        <w:rPr>
+          <w:i/>
+        </w:rPr>
+        <w:t>Amazon Web Services</w:t>
+      </w:r>
+      <w:r>
+        <w:rPr>
+          <w:i/>
+        </w:rPr>
+        <w:tab/>
+        <w:t>Palo Alto, CA</w:t>
+      </w:r>
+    </w:p>
+    <w:p>
+      <w:pPr>
+        <w:numPr>
+          <w:ilvl w:val="0"/>
+          <w:numId w:val="1"/>
+        </w:numPr>
+        <w:ind w:hanging="185"/>
+      </w:pPr>
+      <w:r>
+        <w:t>Contributed to a distributed search and graph platform in Go using Roaring Bitmaps, enabling efficient large-scale filtering and traversal across millions of entities.</w:t>
+      </w:r>
+    </w:p>
+    <w:p>
+      <w:pPr>
+        <w:numPr>
+          <w:ilvl w:val="0"/>
+          <w:numId w:val="1"/>
+        </w:numPr>
+        <w:ind w:hanging="185"/>
+      </w:pPr>
+      <w:r>
+        <w:t>Developed and optimized bitmap indexing workflows, including storing indexes in Amazon S3 and managing domain metadata in DynamoDB.</w:t>
+      </w:r>
+    </w:p>
+    <w:p>
+      <w:pPr>
+        <w:numPr>
+          <w:ilvl w:val="0"/>
+          <w:numId w:val="1"/>
+        </w:numPr>
+        <w:spacing w:after="132"/>
+        <w:ind w:hanging="185"/>
+      </w:pPr>
+      <w:r>
+        <w:t>Improved query performance and system scalability by optimizing data partitioning, storage, and retrieval patterns within a distributed indexing and search pipeline.</w:t>
+      </w:r>
+    </w:p>
+    <w:p>
+      <w:pPr>
+        <w:tabs>
+          <w:tab w:val="center" w:pos="2360"/>
+          <w:tab w:val="right" w:pos="10800"/>
+        </w:tabs>
+        <w:spacing w:after="28" w:line="259" w:lineRule="auto"/>
+        <w:ind w:left="0" w:firstLine="0"/>
+      </w:pPr>
+      <w:r>
+        <w:rPr>
+          <w:rFonts w:ascii="Calibri" w:eastAsia="Calibri" w:hAnsi="Calibri" w:cs="Calibri"/>
+          <w:sz w:val="22"/>
+        </w:rPr>
+        <w:tab/>
+      </w:r>
+      <w:r>
+        <w:rPr>
+          <w:b/>
+          <w:sz w:val="22"/>
+        </w:rPr>
+        <w:t>Software Development Engineer Intern</w:t>
+      </w:r>
+      <w:r>
+        <w:rPr>
+          <w:b/>
+          <w:sz w:val="22"/>
+        </w:rPr>
+        <w:tab/>
+      </w:r>
+      <w:r>
+        <w:rPr>
+          <w:sz w:val="22"/>
+        </w:rPr>
+        <w:t>June 2024 – September 2024</w:t>
+      </w:r>
+    </w:p>
+    <w:p>
+      <w:pPr>
+        <w:tabs>
+          <w:tab w:val="center" w:pos="1178"/>
+          <w:tab w:val="right" w:pos="10800"/>
+        </w:tabs>
+        <w:spacing w:after="18" w:line="259" w:lineRule="auto"/>
+        <w:ind w:left="0" w:firstLine="0"/>
+      </w:pPr>
+      <w:r>
+        <w:rPr>
+          <w:rFonts w:ascii="Calibri" w:eastAsia="Calibri" w:hAnsi="Calibri" w:cs="Calibri"/>
+          <w:sz w:val="22"/>
+        </w:rPr>
+        <w:tab/>
+      </w:r>
+      <w:r>
+        <w:rPr>
+          <w:i/>
+        </w:rPr>
+        <w:t>Amazon Web Services</w:t>
+      </w:r>
+      <w:r>
+        <w:rPr>
+          <w:i/>
+        </w:rPr>
+        <w:tab/>
+        <w:t>Seattle, WA</w:t>
+      </w:r>
+    </w:p>
+    <w:p>
+      <w:pPr>
+        <w:numPr>
+          <w:ilvl w:val="0"/>
+          <w:numId w:val="1"/>
+        </w:numPr>
+        <w:ind w:hanging="185"/>
+      </w:pPr>
+      <w:r>
+        <w:t>Engineered an operations automation tool that streamlined manual tasks for on-call engineers by automating log retrieval, custom log queries, and metric graph generation, reducing operational inefficiencies by 30%.</w:t>
+      </w:r>
+    </w:p>
+    <w:p>
+      <w:pPr>
+        <w:numPr>
+          <w:ilvl w:val="0"/>
+          <w:numId w:val="1"/>
+        </w:numPr>
+        <w:spacing w:after="132"/>
+        <w:ind w:hanging="185"/>
+      </w:pPr>
+      <w:r>
+        <w:t>Delivered a fully deployed automation solution that enhanced operational workflows, resulting in measurable reductions in manual effort and improved system monitoring capabilities.</w:t>
+      </w:r>
+    </w:p>
+    <w:p>
+      <w:pPr>
+        <w:tabs>
+          <w:tab w:val="center" w:pos="1613"/>
+          <w:tab w:val="right" w:pos="10800"/>
+        </w:tabs>
+        <w:spacing w:after="28" w:line="259" w:lineRule="auto"/>
+        <w:ind w:left="0" w:firstLine="0"/>
+      </w:pPr>
+      <w:r>
+        <w:rPr>
+          <w:rFonts w:ascii="Calibri" w:eastAsia="Calibri" w:hAnsi="Calibri" w:cs="Calibri"/>
+          <w:sz w:val="22"/>
+        </w:rPr>
+        <w:tab/>
+      </w:r>
+      <w:r>
+        <w:rPr>
+          <w:b/>
+          <w:sz w:val="22"/>
+        </w:rPr>
+        <w:t>Junior Software Engineer</w:t>
+      </w:r>
+      <w:r>
+        <w:rPr>
+          <w:b/>
+          <w:sz w:val="22"/>
+        </w:rPr>
+        <w:tab/>
+      </w:r>
+      <w:r>
+        <w:rPr>
+          <w:sz w:val="22"/>
+        </w:rPr>
+        <w:t>January 2024 – June 2024</w:t>
+      </w:r>
+    </w:p>
+    <w:p>
+      <w:pPr>
+        <w:tabs>
+          <w:tab w:val="center" w:pos="670"/>
+          <w:tab w:val="right" w:pos="10800"/>
+        </w:tabs>
+        <w:spacing w:after="18" w:line="259" w:lineRule="auto"/>
+        <w:ind w:left="0" w:firstLine="0"/>
+      </w:pPr>
+      <w:r>
+        <w:rPr>
+          <w:rFonts w:ascii="Calibri" w:eastAsia="Calibri" w:hAnsi="Calibri" w:cs="Calibri"/>
+          <w:sz w:val="22"/>
+        </w:rPr>
+        <w:tab/>
+      </w:r>
+      <w:r>
+        <w:rPr>
+          <w:i/>
+        </w:rPr>
+        <w:t>Almma.AI</w:t>
+      </w:r>
+      <w:r>
+        <w:rPr>
+          <w:i/>
+        </w:rPr>
+        <w:tab/>
+        <w:t>Remote</w:t>
+      </w:r>
+    </w:p>
+    <w:p>
+      <w:pPr>
+        <w:numPr>
+          <w:ilvl w:val="0"/>
+          <w:numId w:val="1"/>
+        </w:numPr>
+        <w:ind w:hanging="185"/>
+      </w:pPr>
+      <w:r>
+        <w:t xml:space="preserve">Developed and deployed secure authentication mechanisms using Azure AD B2C, ensuring user data protection and compliance with modern security standards into </w:t>
+      </w:r>
+      <w:hyperlink r:id="rId8">
+        <w:r>
+          <w:t xml:space="preserve">Capable </w:t>
+        </w:r>
+        <w:proofErr w:type="spellStart"/>
+        <w:r>
+          <w:t>Almma</w:t>
+        </w:r>
+        <w:proofErr w:type="spellEnd"/>
+      </w:hyperlink>
+      <w:hyperlink r:id="rId9">
+        <w:r>
+          <w:t>.</w:t>
+        </w:r>
+      </w:hyperlink>
+    </w:p>
+    <w:p>
+      <w:pPr>
+        <w:spacing w:after="74" w:line="259" w:lineRule="auto"/>
+        <w:ind w:left="4963" w:firstLine="0"/>
+      </w:pPr>
+      <w:r>
+        <w:rPr>
+          <w:rFonts w:ascii="Calibri" w:eastAsia="Calibri" w:hAnsi="Calibri" w:cs="Calibri"/>
+          <w:noProof/>
+          <w:sz w:val="22"/>
+        </w:rPr>
+        <mc:AlternateContent>
+          <mc:Choice Requires="wpg">
+            <w:drawing>
+              <wp:inline distT="0" distB="0" distL="0" distR="0" wp14:anchorId="3A0E62DF" wp14:editId="54F3E046">
+                <wp:extent cx="896226" cy="5055"/>
+                <wp:effectExtent l="0" t="0" r="0" b="0"/>
+                <wp:docPr id="1241" name="Group 1241"/>
+                <wp:cNvGraphicFramePr/>
+                <a:graphic xmlns:a="http://schemas.openxmlformats.org/drawingml/2006/main">
+                  <a:graphicData uri="http://schemas.microsoft.com/office/word/2010/wordprocessingGroup">
+                    <wpg:wgp>
+                      <wpg:cNvGrpSpPr/>
+                      <wpg:grpSpPr>
+                        <a:xfrm>
+                          <a:off x="0" y="0"/>
+                          <a:ext cx="896226" cy="5055"/>
+                          <a:chOff x="0" y="0"/>
+                          <a:chExt cx="896226" cy="5055"/>
+                        </a:xfrm>
+                      </wpg:grpSpPr>
+                      <wps:wsp>
+                        <wps:cNvPr id="52" name="Shape 52"/>
+                        <wps:cNvSpPr/>
+                        <wps:spPr>
+                          <a:xfrm>
+                            <a:off x="0" y="0"/>
+                            <a:ext cx="896226" cy="0"/>
+                          </a:xfrm>
+                          <a:custGeom>
+                            <a:avLst/>
+                            <a:gdLst/>
+                            <a:ahLst/>
+                            <a:cxnLst/>
+                            <a:rect l="0" t="0" r="0" b="0"/>
+                            <a:pathLst>
+                              <a:path w="896226">
+                                <a:moveTo>
+                                  <a:pt x="0" y="0"/>
+                                </a:moveTo>
+                                <a:lnTo>
+                                  <a:pt x="896226" y="0"/>
+                                </a:lnTo>
+                              </a:path>
+                            </a:pathLst>
+                          </a:custGeom>
+                          <a:ln w="5055" cap="flat">
+                            <a:miter lim="127000"/>
+                          </a:ln>
+                        </wps:spPr>
+                        <wps:style>
+                          <a:lnRef idx="1">
+                            <a:srgbClr val="000000"/>
+                          </a:lnRef>
+                          <a:fillRef idx="0">
+                            <a:srgbClr val="000000">
+                              <a:alpha val="0"/>
+                            </a:srgbClr>
+                          </a:fillRef>
+                          <a:effectRef idx="0">
+                            <a:scrgbClr r="0" g="0" b="0"/>
+                          </a:effectRef>
+                          <a:fontRef idx="none"/>
+                        </wps:style>
+                        <wps:bodyPr/>
+                      </wps:wsp>
+                    </wpg:wgp>
+                  </a:graphicData>
+                </a:graphic>
+              </wp:inline>
+            </w:drawing>
+          </mc:Choice>
+          <mc:Fallback xmlns:a="http://schemas.openxmlformats.org/drawingml/2006/main">
+            <w:pict>
+              <v:group id="Group 1241" style="width:70.569pt;height:0.398pt;mso-position-horizontal-relative:char;mso-position-vertical-relative:line" coordsize="8962,50">
+                <v:shape id="Shape 52" style="position:absolute;width:8962;height:0;left:0;top:0;" coordsize="896226,0" path="m0,0l896226,0">
+                  <v:stroke weight="0.398pt" endcap="flat" joinstyle="miter" miterlimit="10" on="true" color="#000000"/>
+                  <v:fill on="false" color="#000000" opacity="0"/>
+                </v:shape>
+              </v:group>
+            </w:pict>
+          </mc:Fallback>
+        </mc:AlternateContent>
+      </w:r>
+    </w:p>
+    <w:p>
+      <w:pPr>
+        <w:numPr>
+          <w:ilvl w:val="0"/>
+          <w:numId w:val="1"/>
+        </w:numPr>
+        <w:spacing w:after="223"/>
+        <w:ind w:hanging="185"/>
+      </w:pPr>
+      <w:r>
+        <w:t>Designed and optimized RESTful APIs to collect, store, and process user data in Azure Cosmos DB, enabling scalable and efficient data management for analytics.</w:t>
+      </w:r>
+    </w:p>
+    <w:p>
+      <w:pPr>
+        <w:pStyle w:val="Heading1"/>
+        <w:ind w:left="-5"/>
+      </w:pPr>
+      <w:r>
+        <w:t>Education</w:t>
+      </w:r>
+    </w:p>
+    <w:p>
+      <w:pPr>
+        <w:spacing w:after="119" w:line="259" w:lineRule="auto"/>
+        <w:ind w:left="0" w:firstLine="0"/>
+      </w:pPr>
+      <w:r>
+        <w:rPr>
+          <w:rFonts w:ascii="Calibri" w:eastAsia="Calibri" w:hAnsi="Calibri" w:cs="Calibri"/>
+          <w:noProof/>
+          <w:sz w:val="22"/>
+        </w:rPr>
+        <mc:AlternateContent>
+          <mc:Choice Requires="wpg">
+            <w:drawing>
+              <wp:inline distT="0" distB="0" distL="0" distR="0" wp14:anchorId="2AEFC069" wp14:editId="4AB553F6">
+                <wp:extent cx="6858000" cy="5055"/>
+                <wp:effectExtent l="0" t="0" r="0" b="0"/>
+                <wp:docPr id="1242" name="Group 1242"/>
+                <wp:cNvGraphicFramePr/>
+                <a:graphic xmlns:a="http://schemas.openxmlformats.org/drawingml/2006/main">
+                  <a:graphicData uri="http://schemas.microsoft.com/office/word/2010/wordprocessingGroup">
+                    <wpg:wgp>
+                      <wpg:cNvGrpSpPr/>
+                      <wpg:grpSpPr>
+                        <a:xfrm>
+                          <a:off x="0" y="0"/>
+                          <a:ext cx="6858000" cy="5055"/>
                           <a:chOff x="0" y="0"/>
                           <a:chExt cx="6858000" cy="5055"/>
                         </a:xfrm>
                       </wpg:grpSpPr>
                       <wps:wsp>
-                        <wps:cNvPr id="905073384" name="Shape 57"/>
+                        <wps:cNvPr id="58" name="Shape 58"/>
                         <wps:cNvSpPr/>
                         <wps:spPr>
                           <a:xfrm>
@@ -137,14 +892,13 @@
               </wp:inline>
             </w:drawing>
           </mc:Choice>
-          <mc:Fallback>
+          <mc:Fallback xmlns:a="http://schemas.openxmlformats.org/drawingml/2006/main">
             <w:pict>
-              <v:group w14:anchorId="48B7C4DA" id="Group 2127365858" o:spid="_x0000_s1026" style="width:540pt;height:12pt;mso-position-horizontal-relative:char;mso-position-vertical-relative:line" coordsize="68580,50" o:gfxdata="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">
-                <v:shape id="Shape 57" o:spid="_x0000_s1027" style="position:absolute;width:68580;height:0;visibility:visible;mso-wrap-style:square;v-text-anchor:top" coordsize="6858000,0" o:gfxdata="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" path="m,l6858000,e" filled="f" strokeweight=".14042mm">
-                  <v:stroke miterlimit="83231f" joinstyle="miter"/>
-                  <v:path arrowok="t" textboxrect="0,0,6858000,0"/>
+              <v:group id="Group 1242" style="width:540pt;height:0.398pt;mso-position-horizontal-relative:char;mso-position-vertical-relative:line" coordsize="68580,50">
+                <v:shape id="Shape 58" style="position:absolute;width:68580;height:0;left:0;top:0;" coordsize="6858000,0" path="m0,0l6858000,0">
+                  <v:stroke weight="0.398pt" endcap="flat" joinstyle="miter" miterlimit="10" on="true" color="#000000"/>
+                  <v:fill on="false" color="#000000" opacity="0"/>
                 </v:shape>
-                <w10:anchorlock/>
               </v:group>
             </w:pict>
           </mc:Fallback>
@@ -154,7 +908,7 @@
     <w:p>
       <w:pPr>
         <w:tabs>
-          <w:tab w:val="center" w:pos="1977"/>
+          <w:tab w:val="center" w:pos="1816"/>
           <w:tab w:val="right" w:pos="10800"/>
         </w:tabs>
         <w:spacing w:after="28" w:line="259" w:lineRule="auto"/>
@@ -162,10 +916,17 @@
       </w:pPr>
       <w:r>
         <w:rPr>
+          <w:rFonts w:ascii="Calibri" w:eastAsia="Calibri" w:hAnsi="Calibri" w:cs="Calibri"/>
+          <w:sz w:val="22"/>
+        </w:rPr>
+        <w:tab/>
+      </w:r>
+      <w:r>
+        <w:rPr>
           <w:b/>
           <w:sz w:val="22"/>
         </w:rPr>
-        <w:t>Software Development Engineer</w:t>
+        <w:t>University of Central Florida</w:t>
       </w:r>
       <w:r>
         <w:rPr>
@@ -178,16 +939,16 @@
         <w:rPr>
           <w:sz w:val="22"/>
         </w:rPr>
-        <w:t>June 2025 – Present</w:t>
+        <w:t>Orlando, FL</w:t>
       </w:r>
     </w:p>
     <w:p>
       <w:pPr>
         <w:tabs>
-          <w:tab w:val="center" w:pos="1178"/>
+          <w:tab w:val="center" w:pos="2015"/>
           <w:tab w:val="right" w:pos="10800"/>
         </w:tabs>
-        <w:spacing w:after="18" w:line="259" w:lineRule="auto"/>
+        <w:spacing w:after="65" w:line="259" w:lineRule="auto"/>
         <w:ind w:left="0" w:firstLine="0"/>
       </w:pPr>
       <w:r>
@@ -201,231 +962,39 @@
         <w:rPr>
           <w:i/>
         </w:rPr>
-        <w:t>Amazon Web Services</w:t>
+        <w:t>Bachelor of Science in Computer Science</w:t>
       </w:r>
       <w:r>
         <w:rPr>
           <w:i/>
         </w:rPr>
         <w:tab/>
-        <w:t>Palo Alto, CA</w:t>
-      </w:r>
-    </w:p>
-    <w:p>
-      <w:pPr>
-        <w:numPr>
-          <w:ilvl w:val="0"/>
-          <w:numId w:val="1"/>
-        </w:numPr>
-        <w:ind w:hanging="185"/>
-      </w:pPr>
-      <w:r>
-        <w:t>Contributed to a high-performance search platform in Go using Roaring Bitmaps, supporting efficient large-scale filtering and low-latency queries.</w:t>
-      </w:r>
-    </w:p>
-    <w:p>
-      <w:pPr>
-        <w:numPr>
-          <w:ilvl w:val="0"/>
-          <w:numId w:val="1"/>
-        </w:numPr>
-        <w:ind w:hanging="185"/>
-      </w:pPr>
-      <w:r>
-        <w:t>Developed and optimized bitmap indexing workflows, including storing indexes in Amazon S3 and managing domain metadata in DynamoDB.</w:t>
-      </w:r>
-    </w:p>
-    <w:p>
-      <w:pPr>
-        <w:numPr>
-          <w:ilvl w:val="0"/>
-          <w:numId w:val="1"/>
-        </w:numPr>
-        <w:spacing w:after="147"/>
-        <w:ind w:hanging="185"/>
-      </w:pPr>
-      <w:r>
-        <w:t>Improved query performance and system scalability through optimized data storage and retrieval strategies.</w:t>
-      </w:r>
-    </w:p>
-    <w:p>
-      <w:pPr>
-        <w:tabs>
-          <w:tab w:val="center" w:pos="2360"/>
-          <w:tab w:val="right" w:pos="10800"/>
-        </w:tabs>
-        <w:spacing w:after="28" w:line="259" w:lineRule="auto"/>
-        <w:ind w:left="0" w:firstLine="0"/>
-      </w:pPr>
+        <w:t>August 2021 – May 2025</w:t>
+      </w:r>
+    </w:p>
+    <w:p>
+      <w:pPr>
+        <w:spacing w:after="246" w:line="262" w:lineRule="auto"/>
+        <w:ind w:left="696" w:hanging="185"/>
+      </w:pPr>
+      <w:r>
+        <w:rPr>
+          <w:sz w:val="12"/>
+        </w:rPr>
+        <w:t xml:space="preserve">• </w:t>
+      </w:r>
       <w:r>
         <w:rPr>
           <w:b/>
           <w:sz w:val="22"/>
         </w:rPr>
-        <w:t>Software Development Engineer Intern</w:t>
-      </w:r>
-      <w:r>
-        <w:rPr>
-          <w:b/>
-          <w:sz w:val="22"/>
-        </w:rPr>
-        <w:tab/>
-      </w:r>
-      <w:r>
-        <w:rPr>
-          <w:sz w:val="22"/>
-        </w:rPr>
-        <w:t>June 2024 – September 2024</w:t>
-      </w:r>
-    </w:p>
-    <w:p>
-      <w:pPr>
-        <w:tabs>
-          <w:tab w:val="center" w:pos="1178"/>
-          <w:tab w:val="right" w:pos="10800"/>
-        </w:tabs>
-        <w:spacing w:after="18" w:line="259" w:lineRule="auto"/>
-        <w:ind w:left="0" w:firstLine="0"/>
-      </w:pPr>
-      <w:r>
-        <w:rPr>
-          <w:rFonts w:ascii="Calibri" w:eastAsia="Calibri" w:hAnsi="Calibri" w:cs="Calibri"/>
-          <w:sz w:val="22"/>
-        </w:rPr>
-        <w:tab/>
-      </w:r>
-      <w:r>
-        <w:rPr>
-          <w:i/>
-        </w:rPr>
-        <w:t>Amazon Web Services</w:t>
-      </w:r>
-      <w:r>
-        <w:rPr>
-          <w:i/>
-        </w:rPr>
-        <w:tab/>
-        <w:t>Seattle, WA</w:t>
-      </w:r>
-    </w:p>
-    <w:p>
-      <w:pPr>
-        <w:numPr>
-          <w:ilvl w:val="0"/>
-          <w:numId w:val="1"/>
-        </w:numPr>
-        <w:ind w:hanging="185"/>
-      </w:pPr>
-      <w:r>
-        <w:t>Engineered an operations automation tool that streamlined manual tasks for on-call engineers by automating log retrieval, custom log queries, and metric graph generation, reducing operational inefficiencies by 30%.</w:t>
-      </w:r>
-    </w:p>
-    <w:p>
-      <w:pPr>
-        <w:numPr>
-          <w:ilvl w:val="0"/>
-          <w:numId w:val="1"/>
-        </w:numPr>
-        <w:spacing w:after="132"/>
-        <w:ind w:hanging="185"/>
-      </w:pPr>
-      <w:r>
-        <w:t>Delivered a fully deployed automation solution that enhanced operational workflows, resulting in measurable reductions in manual effort and improved system monitoring capabilities.</w:t>
-      </w:r>
-    </w:p>
-    <w:p>
-      <w:pPr>
-        <w:tabs>
-          <w:tab w:val="center" w:pos="1613"/>
-          <w:tab w:val="right" w:pos="10800"/>
-        </w:tabs>
-        <w:spacing w:after="28" w:line="259" w:lineRule="auto"/>
-        <w:ind w:left="0" w:firstLine="0"/>
-      </w:pPr>
-      <w:r>
-        <w:rPr>
-          <w:b/>
-          <w:sz w:val="22"/>
-        </w:rPr>
-        <w:t>Junior Software Engineer</w:t>
-      </w:r>
-      <w:r>
-        <w:rPr>
-          <w:b/>
-          <w:sz w:val="22"/>
-        </w:rPr>
-        <w:tab/>
-      </w:r>
-      <w:r>
-        <w:rPr>
-          <w:sz w:val="22"/>
-        </w:rPr>
-        <w:t>January 2024 – June 2024</w:t>
-      </w:r>
-    </w:p>
-    <w:p>
-      <w:pPr>
-        <w:tabs>
-          <w:tab w:val="center" w:pos="670"/>
-          <w:tab w:val="right" w:pos="10800"/>
-        </w:tabs>
-        <w:spacing w:after="18" w:line="259" w:lineRule="auto"/>
-        <w:ind w:left="0" w:firstLine="0"/>
-      </w:pPr>
-      <w:r>
-        <w:rPr>
-          <w:rFonts w:ascii="Calibri" w:eastAsia="Calibri" w:hAnsi="Calibri" w:cs="Calibri"/>
-          <w:sz w:val="22"/>
-        </w:rPr>
-        <w:tab/>
-      </w:r>
-      <w:r>
-        <w:rPr>
-          <w:i/>
-        </w:rPr>
-        <w:t>Almma.AI</w:t>
-      </w:r>
-      <w:r>
-        <w:rPr>
-          <w:i/>
-        </w:rPr>
-        <w:tab/>
-        <w:t>Remote</w:t>
-      </w:r>
-    </w:p>
-    <w:p>
-      <w:pPr>
-        <w:numPr>
-          <w:ilvl w:val="0"/>
-          <w:numId w:val="1"/>
-        </w:numPr>
-        <w:ind w:hanging="185"/>
-      </w:pPr>
-      <w:r>
-        <w:t xml:space="preserve">Developed and deployed secure authentication mechanisms using Azure AD B2C, ensuring user data protection and compliance with modern security standards into </w:t>
-      </w:r>
-      <w:hyperlink r:id="rId8">
-        <w:r>
-          <w:t>Capable Almma</w:t>
-        </w:r>
-      </w:hyperlink>
-      <w:hyperlink r:id="rId9">
-        <w:r>
-          <w:t>.</w:t>
-        </w:r>
-      </w:hyperlink>
-    </w:p>
-    <w:p>
-      <w:pPr>
-        <w:numPr>
-          <w:ilvl w:val="0"/>
-          <w:numId w:val="1"/>
-        </w:numPr>
-        <w:spacing w:after="223"/>
-        <w:ind w:hanging="185"/>
-      </w:pPr>
-      <w:r>
-        <w:t>Designed and optimized RESTful APIs to collect, store, and process user data in Azure Cosmos DB, enabling scalable and efficient data management for analytics.</w:t>
+        <w:t xml:space="preserve">Relevant Coursework: </w:t>
+      </w:r>
+      <w:r>
+        <w:rPr>
+          <w:sz w:val="22"/>
+        </w:rPr>
+        <w:t>Artificial Intelligence, Computer Logic &amp; Organization, Data Structures &amp; Algorithms, Discrete Structures, Introduction to C programming, Machine Learning, Object-Oriented Programming, Operating Systems.</w:t>
       </w:r>
     </w:p>
     <w:p>
@@ -434,12 +1003,12 @@
         <w:ind w:left="-5"/>
       </w:pPr>
       <w:r>
-        <w:t>Education</w:t>
-      </w:r>
-    </w:p>
-    <w:p>
-      <w:pPr>
-        <w:spacing w:after="119" w:line="259" w:lineRule="auto"/>
+        <w:t>Projects</w:t>
+      </w:r>
+    </w:p>
+    <w:p>
+      <w:pPr>
+        <w:spacing w:after="171" w:line="259" w:lineRule="auto"/>
         <w:ind w:left="0" w:firstLine="0"/>
       </w:pPr>
       <w:r>
@@ -451,10 +1020,10 @@
         <mc:AlternateContent>
           <mc:Choice Requires="wpg">
             <w:drawing>
-              <wp:inline distT="0" distB="0" distL="0" distR="0" wp14:anchorId="0F302749" wp14:editId="76F59AE5">
-                <wp:extent cx="6858000" cy="180975"/>
+              <wp:inline distT="0" distB="0" distL="0" distR="0" wp14:anchorId="2962D9B6" wp14:editId="5046F0AF">
+                <wp:extent cx="6858000" cy="5055"/>
                 <wp:effectExtent l="0" t="0" r="0" b="0"/>
-                <wp:docPr id="1234" name="Group 1234"/>
+                <wp:docPr id="1243" name="Group 1243"/>
                 <wp:cNvGraphicFramePr/>
                 <a:graphic xmlns:a="http://schemas.openxmlformats.org/drawingml/2006/main">
                   <a:graphicData uri="http://schemas.microsoft.com/office/word/2010/wordprocessingGroup">
@@ -463,13 +1032,13 @@
                       <wpg:grpSpPr>
                         <a:xfrm>
                           <a:off x="0" y="0"/>
-                          <a:ext cx="6858000" cy="180975"/>
+                          <a:ext cx="6858000" cy="5055"/>
                           <a:chOff x="0" y="0"/>
                           <a:chExt cx="6858000" cy="5055"/>
                         </a:xfrm>
                       </wpg:grpSpPr>
                       <wps:wsp>
-                        <wps:cNvPr id="57" name="Shape 57"/>
+                        <wps:cNvPr id="68" name="Shape 68"/>
                         <wps:cNvSpPr/>
                         <wps:spPr>
                           <a:xfrm>
@@ -519,14 +1088,13 @@
               </wp:inline>
             </w:drawing>
           </mc:Choice>
-          <mc:Fallback>
+          <mc:Fallback xmlns:a="http://schemas.openxmlformats.org/drawingml/2006/main">
             <w:pict>
-              <v:group w14:anchorId="7FACE737" id="Group 1234" o:spid="_x0000_s1026" style="width:540pt;height:14.25pt;mso-position-horizontal-relative:char;mso-position-vertical-relative:line" coordsize="68580,50" o:gfxdata="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">
-                <v:shape id="Shape 57" o:spid="_x0000_s1027" style="position:absolute;width:68580;height:0;visibility:visible;mso-wrap-style:square;v-text-anchor:top" coordsize="6858000,0" o:gfxdata="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" path="m,l6858000,e" filled="f" strokeweight=".14042mm">
-                  <v:stroke miterlimit="83231f" joinstyle="miter"/>
-                  <v:path arrowok="t" textboxrect="0,0,6858000,0"/>
+              <v:group id="Group 1243" style="width:540pt;height:0.398pt;mso-position-horizontal-relative:char;mso-position-vertical-relative:line" coordsize="68580,50">
+                <v:shape id="Shape 68" style="position:absolute;width:68580;height:0;left:0;top:0;" coordsize="6858000,0" path="m0,0l6858000,0">
+                  <v:stroke weight="0.398pt" endcap="flat" joinstyle="miter" miterlimit="10" on="true" color="#000000"/>
+                  <v:fill on="false" color="#000000" opacity="0"/>
                 </v:shape>
-                <w10:anchorlock/>
               </v:group>
             </w:pict>
           </mc:Fallback>
@@ -536,23 +1104,59 @@
     <w:p>
       <w:pPr>
         <w:tabs>
-          <w:tab w:val="center" w:pos="1816"/>
+          <w:tab w:val="center" w:pos="5077"/>
           <w:tab w:val="right" w:pos="10800"/>
         </w:tabs>
-        <w:spacing w:after="28" w:line="259" w:lineRule="auto"/>
+        <w:spacing w:after="18" w:line="259" w:lineRule="auto"/>
         <w:ind w:left="0" w:firstLine="0"/>
       </w:pPr>
       <w:r>
         <w:rPr>
+          <w:rFonts w:ascii="Calibri" w:eastAsia="Calibri" w:hAnsi="Calibri" w:cs="Calibri"/>
+          <w:sz w:val="22"/>
+        </w:rPr>
+        <w:tab/>
+      </w:r>
+      <w:proofErr w:type="spellStart"/>
+      <w:r>
+        <w:rPr>
           <w:b/>
-          <w:sz w:val="22"/>
-        </w:rPr>
-        <w:t>University of Central Florida</w:t>
-      </w:r>
+        </w:rPr>
+        <w:t>OverTone</w:t>
+      </w:r>
+      <w:proofErr w:type="spellEnd"/>
       <w:r>
         <w:rPr>
           <w:b/>
-          <w:sz w:val="22"/>
+        </w:rPr>
+        <w:t xml:space="preserve"> </w:t>
+      </w:r>
+      <w:r>
+        <w:t xml:space="preserve">| </w:t>
+      </w:r>
+      <w:r>
+        <w:rPr>
+          <w:i/>
+        </w:rPr>
+        <w:t xml:space="preserve">Next, React, Tailwind, </w:t>
+      </w:r>
+      <w:proofErr w:type="spellStart"/>
+      <w:r>
+        <w:rPr>
+          <w:i/>
+        </w:rPr>
+        <w:t>RadixUI</w:t>
+      </w:r>
+      <w:proofErr w:type="spellEnd"/>
+      <w:r>
+        <w:rPr>
+          <w:i/>
+        </w:rPr>
+        <w:t>, Lambda, Cognito, OpenAI, Polly, DynamoDB, Go, Docker, AWS</w:t>
+      </w:r>
+      <w:r>
+        <w:rPr>
+          <w:i/>
         </w:rPr>
         <w:tab/>
       </w:r>
@@ -560,16 +1164,62 @@
         <w:rPr>
           <w:sz w:val="22"/>
         </w:rPr>
-        <w:t>Orlando, FL</w:t>
+        <w:t>2023</w:t>
+      </w:r>
+    </w:p>
+    <w:p>
+      <w:pPr>
+        <w:numPr>
+          <w:ilvl w:val="0"/>
+          <w:numId w:val="2"/>
+        </w:numPr>
+        <w:ind w:hanging="185"/>
+      </w:pPr>
+      <w:proofErr w:type="gramStart"/>
+      <w:r>
+        <w:t>Led</w:t>
+      </w:r>
+      <w:proofErr w:type="gramEnd"/>
+      <w:r>
+        <w:t xml:space="preserve"> a </w:t>
+      </w:r>
+      <w:proofErr w:type="gramStart"/>
+      <w:r>
+        <w:t>team to</w:t>
+      </w:r>
+      <w:proofErr w:type="gramEnd"/>
+      <w:r>
+        <w:t xml:space="preserve"> develop a text-to-speech chat application by integrating AWS Polly and OpenAI APIs.</w:t>
+      </w:r>
+    </w:p>
+    <w:p>
+      <w:pPr>
+        <w:numPr>
+          <w:ilvl w:val="0"/>
+          <w:numId w:val="2"/>
+        </w:numPr>
+        <w:spacing w:after="183"/>
+        <w:ind w:hanging="185"/>
+      </w:pPr>
+      <w:r>
+        <w:t xml:space="preserve">Architected and deployed infrastructure using AWS CDK in </w:t>
+      </w:r>
+      <w:proofErr w:type="spellStart"/>
+      <w:r>
+        <w:t>GoLang</w:t>
+      </w:r>
+      <w:proofErr w:type="spellEnd"/>
+      <w:r>
+        <w:t>.</w:t>
       </w:r>
     </w:p>
     <w:p>
       <w:pPr>
         <w:tabs>
-          <w:tab w:val="center" w:pos="2015"/>
+          <w:tab w:val="center" w:pos="2899"/>
           <w:tab w:val="right" w:pos="10800"/>
         </w:tabs>
-        <w:spacing w:after="65" w:line="259" w:lineRule="auto"/>
+        <w:spacing w:after="18" w:line="259" w:lineRule="auto"/>
         <w:ind w:left="0" w:firstLine="0"/>
       </w:pPr>
       <w:r>
@@ -581,41 +1231,80 @@
       </w:r>
       <w:r>
         <w:rPr>
+          <w:b/>
+        </w:rPr>
+        <w:t xml:space="preserve">Chess 10 </w:t>
+      </w:r>
+      <w:r>
+        <w:t xml:space="preserve">| </w:t>
+      </w:r>
+      <w:r>
+        <w:rPr>
           <w:i/>
         </w:rPr>
-        <w:t>Bachelor of Science in Computer Science</w:t>
+        <w:t>React, WebSocket, Vanta.js, Typescript, Tailwind</w:t>
       </w:r>
       <w:r>
         <w:rPr>
           <w:i/>
         </w:rPr>
         <w:tab/>
-        <w:t>August 2021 – May 2025</w:t>
-      </w:r>
-    </w:p>
-    <w:p>
-      <w:pPr>
-        <w:spacing w:after="246" w:line="262" w:lineRule="auto"/>
-        <w:ind w:left="696" w:hanging="185"/>
-      </w:pPr>
-      <w:r>
-        <w:rPr>
-          <w:sz w:val="12"/>
-        </w:rPr>
-        <w:t xml:space="preserve">• </w:t>
-      </w:r>
-      <w:r>
-        <w:rPr>
-          <w:b/>
-          <w:sz w:val="22"/>
-        </w:rPr>
-        <w:t xml:space="preserve">Relevant Coursework: </w:t>
-      </w:r>
-      <w:r>
-        <w:rPr>
-          <w:sz w:val="22"/>
-        </w:rPr>
-        <w:t>Artificial Intelligence, Computer Logic &amp; Organization, Data Structures &amp; Algorithms, Discrete Structures, Introduction to C programming, Machine Learning, Object-Oriented Programming, Operating Systems.</w:t>
+      </w:r>
+      <w:r>
+        <w:rPr>
+          <w:sz w:val="22"/>
+        </w:rPr>
+        <w:t>2023</w:t>
+      </w:r>
+    </w:p>
+    <w:p>
+      <w:pPr>
+        <w:numPr>
+          <w:ilvl w:val="0"/>
+          <w:numId w:val="2"/>
+        </w:numPr>
+        <w:ind w:hanging="185"/>
+      </w:pPr>
+      <w:r>
+        <w:lastRenderedPageBreak/>
+        <w:t xml:space="preserve">Spearheaded the development of </w:t>
+      </w:r>
+      <w:hyperlink r:id="rId10">
+        <w:r>
+          <w:rPr>
+            <w:u w:val="single" w:color="000000"/>
+          </w:rPr>
+          <w:t>Chess 10</w:t>
+        </w:r>
+      </w:hyperlink>
+      <w:hyperlink r:id="rId11">
+        <w:r>
+          <w:t>,</w:t>
+        </w:r>
+      </w:hyperlink>
+      <w:r>
+        <w:t xml:space="preserve"> an innovative 3D multiplayer chess application with a unique ”</w:t>
+      </w:r>
+      <w:proofErr w:type="spellStart"/>
+      <w:r>
+        <w:t>en</w:t>
+      </w:r>
+      <w:proofErr w:type="spellEnd"/>
+      <w:r>
+        <w:t xml:space="preserve"> passant” rule, revolutionizing traditional chess game play</w:t>
+      </w:r>
+    </w:p>
+    <w:p>
+      <w:pPr>
+        <w:numPr>
+          <w:ilvl w:val="0"/>
+          <w:numId w:val="2"/>
+        </w:numPr>
+        <w:spacing w:after="223"/>
+        <w:ind w:hanging="185"/>
+      </w:pPr>
+      <w:r>
+        <w:t>Collaborated with a team to design and implement real-time multiplayer functionality using WebSocket, ensuring seamless player experiences with minimal latency.</w:t>
       </w:r>
     </w:p>
     <w:p>
@@ -624,12 +1313,12 @@
         <w:ind w:left="-5"/>
       </w:pPr>
       <w:r>
-        <w:t>Projects</w:t>
-      </w:r>
-    </w:p>
-    <w:p>
-      <w:pPr>
-        <w:spacing w:after="171" w:line="259" w:lineRule="auto"/>
+        <w:t>Technical Skills</w:t>
+      </w:r>
+    </w:p>
+    <w:p>
+      <w:pPr>
+        <w:spacing w:after="120" w:line="259" w:lineRule="auto"/>
         <w:ind w:left="0" w:firstLine="0"/>
       </w:pPr>
       <w:r>
@@ -641,10 +1330,10 @@
         <mc:AlternateContent>
           <mc:Choice Requires="wpg">
             <w:drawing>
-              <wp:inline distT="0" distB="0" distL="0" distR="0" wp14:anchorId="097D8854" wp14:editId="2AA655FF">
-                <wp:extent cx="6858000" cy="161925"/>
+              <wp:inline distT="0" distB="0" distL="0" distR="0" wp14:anchorId="4C8C540C" wp14:editId="3E812E78">
+                <wp:extent cx="6858000" cy="5055"/>
                 <wp:effectExtent l="0" t="0" r="0" b="0"/>
-                <wp:docPr id="1235" name="Group 1235"/>
+                <wp:docPr id="1244" name="Group 1244"/>
                 <wp:cNvGraphicFramePr/>
                 <a:graphic xmlns:a="http://schemas.openxmlformats.org/drawingml/2006/main">
                   <a:graphicData uri="http://schemas.microsoft.com/office/word/2010/wordprocessingGroup">
@@ -653,13 +1342,13 @@
                       <wpg:grpSpPr>
                         <a:xfrm>
                           <a:off x="0" y="0"/>
-                          <a:ext cx="6858000" cy="161925"/>
+                          <a:ext cx="6858000" cy="5055"/>
                           <a:chOff x="0" y="0"/>
                           <a:chExt cx="6858000" cy="5055"/>
                         </a:xfrm>
                       </wpg:grpSpPr>
                       <wps:wsp>
-                        <wps:cNvPr id="67" name="Shape 67"/>
+                        <wps:cNvPr id="90" name="Shape 90"/>
                         <wps:cNvSpPr/>
                         <wps:spPr>
                           <a:xfrm>
@@ -709,14 +1398,13 @@
               </wp:inline>
             </w:drawing>
           </mc:Choice>
-          <mc:Fallback>
+          <mc:Fallback xmlns:a="http://schemas.openxmlformats.org/drawingml/2006/main">
             <w:pict>
-              <v:group w14:anchorId="57162655" id="Group 1235" o:spid="_x0000_s1026" style="width:540pt;height:12.75pt;mso-position-horizontal-relative:char;mso-position-vertical-relative:line" coordsize="68580,50" o:gfxdata="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">
-                <v:shape id="Shape 67" o:spid="_x0000_s1027" style="position:absolute;width:68580;height:0;visibility:visible;mso-wrap-style:square;v-text-anchor:top" coordsize="6858000,0" o:gfxdata="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" path="m,l6858000,e" filled="f" strokeweight=".14042mm">
-                  <v:stroke miterlimit="83231f" joinstyle="miter"/>
-                  <v:path arrowok="t" textboxrect="0,0,6858000,0"/>
+              <v:group id="Group 1244" style="width:540pt;height:0.398pt;mso-position-horizontal-relative:char;mso-position-vertical-relative:line" coordsize="68580,50">
+                <v:shape id="Shape 90" style="position:absolute;width:68580;height:0;left:0;top:0;" coordsize="6858000,0" path="m0,0l6858000,0">
+                  <v:stroke weight="0.398pt" endcap="flat" joinstyle="miter" miterlimit="10" on="true" color="#000000"/>
+                  <v:fill on="false" color="#000000" opacity="0"/>
                 </v:shape>
-                <w10:anchorlock/>
               </v:group>
             </w:pict>
           </mc:Fallback>
@@ -725,290 +1413,45 @@
     </w:p>
     <w:p>
       <w:pPr>
-        <w:tabs>
-          <w:tab w:val="center" w:pos="5077"/>
-          <w:tab w:val="right" w:pos="10800"/>
-        </w:tabs>
-        <w:spacing w:after="18" w:line="259" w:lineRule="auto"/>
-        <w:ind w:left="0" w:firstLine="0"/>
-      </w:pPr>
-      <w:proofErr w:type="spellStart"/>
+        <w:ind w:left="216" w:firstLine="0"/>
+      </w:pPr>
       <w:r>
         <w:rPr>
           <w:b/>
         </w:rPr>
-        <w:t>OverTone</w:t>
-      </w:r>
-      <w:proofErr w:type="spellEnd"/>
+        <w:t>Languages</w:t>
+      </w:r>
+      <w:r>
+        <w:t>: Java, Python, TypeScript, SQL, Go</w:t>
+      </w:r>
+    </w:p>
+    <w:p>
+      <w:pPr>
+        <w:ind w:left="216" w:firstLine="0"/>
+      </w:pPr>
       <w:r>
         <w:rPr>
           <w:b/>
         </w:rPr>
-        <w:t xml:space="preserve"> </w:t>
-      </w:r>
-      <w:r>
-        <w:t xml:space="preserve">| </w:t>
-      </w:r>
-      <w:r>
-        <w:rPr>
-          <w:i/>
-        </w:rPr>
-        <w:t>Next, React, Tailwind, RadixUI, Lambda, Cognito, OpenAI, Polly, DynamoDB, Go, Docker, AWS</w:t>
-      </w:r>
-      <w:r>
-        <w:rPr>
-          <w:i/>
-        </w:rPr>
-        <w:tab/>
-      </w:r>
-      <w:r>
-        <w:rPr>
-          <w:sz w:val="22"/>
-        </w:rPr>
-        <w:t>2023</w:t>
-      </w:r>
-    </w:p>
-    <w:p>
-      <w:pPr>
-        <w:numPr>
-          <w:ilvl w:val="0"/>
-          <w:numId w:val="2"/>
-        </w:numPr>
-        <w:ind w:hanging="185"/>
-      </w:pPr>
-      <w:r>
-        <w:t>Led a team to develop a text-to-speech chat application by integrating AWS Polly and OpenAI APIs.</w:t>
-      </w:r>
-    </w:p>
-    <w:p>
-      <w:pPr>
-        <w:numPr>
-          <w:ilvl w:val="0"/>
-          <w:numId w:val="2"/>
-        </w:numPr>
-        <w:spacing w:after="183"/>
-        <w:ind w:hanging="185"/>
-      </w:pPr>
-      <w:r>
-        <w:t>Architected and deployed infrastructure using AWS CDK in GoLang.</w:t>
-      </w:r>
-    </w:p>
-    <w:p>
-      <w:pPr>
-        <w:tabs>
-          <w:tab w:val="center" w:pos="2899"/>
-          <w:tab w:val="right" w:pos="10800"/>
-        </w:tabs>
-        <w:spacing w:after="18" w:line="259" w:lineRule="auto"/>
-        <w:ind w:left="0" w:firstLine="0"/>
+        <w:t>Frameworks</w:t>
+      </w:r>
+      <w:r>
+        <w:t>: React, Node.js, Spring Boot</w:t>
+      </w:r>
+    </w:p>
+    <w:p>
+      <w:pPr>
+        <w:ind w:left="216" w:firstLine="0"/>
       </w:pPr>
       <w:r>
         <w:rPr>
           <w:b/>
         </w:rPr>
-        <w:t xml:space="preserve">Chess 10 </w:t>
-      </w:r>
-      <w:r>
-        <w:t xml:space="preserve">| </w:t>
-      </w:r>
-      <w:r>
-        <w:rPr>
-          <w:i/>
-        </w:rPr>
-        <w:t>React, WebSocket, Vanta.js, Typescript, Tailwind</w:t>
-      </w:r>
-      <w:r>
-        <w:rPr>
-          <w:i/>
-        </w:rPr>
-        <w:tab/>
-      </w:r>
-      <w:r>
-        <w:rPr>
-          <w:sz w:val="22"/>
-        </w:rPr>
-        <w:t>2023</w:t>
-      </w:r>
-    </w:p>
-    <w:p>
-      <w:pPr>
-        <w:numPr>
-          <w:ilvl w:val="0"/>
-          <w:numId w:val="2"/>
-        </w:numPr>
-        <w:ind w:hanging="185"/>
-      </w:pPr>
-      <w:r>
-        <w:t xml:space="preserve">Spearheaded the development of </w:t>
-      </w:r>
-      <w:hyperlink r:id="rId10">
-        <w:r>
-          <w:rPr>
-            <w:u w:val="single" w:color="000000"/>
-          </w:rPr>
-          <w:t>Chess 10</w:t>
-        </w:r>
-      </w:hyperlink>
-      <w:hyperlink r:id="rId11">
-        <w:r>
-          <w:t>,</w:t>
-        </w:r>
-      </w:hyperlink>
-      <w:r>
-        <w:t xml:space="preserve"> an innovative 3D multiplayer chess application with a unique ”en passant” rule, revolutionizing traditional chess game play</w:t>
-      </w:r>
-    </w:p>
-    <w:p>
-      <w:pPr>
-        <w:numPr>
-          <w:ilvl w:val="0"/>
-          <w:numId w:val="2"/>
-        </w:numPr>
-        <w:spacing w:after="223"/>
-        <w:ind w:hanging="185"/>
-      </w:pPr>
-      <w:r>
-        <w:lastRenderedPageBreak/>
-        <w:t>Collaborated with a team to design and implement real-time multiplayer functionality using WebSocket, ensuring seamless player experiences with minimal latency.</w:t>
-      </w:r>
-    </w:p>
-    <w:p>
-      <w:pPr>
-        <w:pStyle w:val="Heading1"/>
-        <w:ind w:left="-5"/>
-      </w:pPr>
-      <w:r>
-        <w:t>Technical Skills</w:t>
-      </w:r>
-    </w:p>
-    <w:p>
-      <w:pPr>
-        <w:spacing w:after="121" w:line="259" w:lineRule="auto"/>
-        <w:ind w:left="0" w:firstLine="0"/>
-      </w:pPr>
-      <w:r>
-        <w:rPr>
-          <w:rFonts w:ascii="Calibri" w:eastAsia="Calibri" w:hAnsi="Calibri" w:cs="Calibri"/>
-          <w:noProof/>
-          <w:sz w:val="22"/>
-        </w:rPr>
-        <mc:AlternateContent>
-          <mc:Choice Requires="wpg">
-            <w:drawing>
-              <wp:inline distT="0" distB="0" distL="0" distR="0" wp14:anchorId="4B9DC10D" wp14:editId="1D51F520">
-                <wp:extent cx="6858000" cy="161925"/>
-                <wp:effectExtent l="0" t="0" r="0" b="0"/>
-                <wp:docPr id="1236" name="Group 1236"/>
-                <wp:cNvGraphicFramePr/>
-                <a:graphic xmlns:a="http://schemas.openxmlformats.org/drawingml/2006/main">
-                  <a:graphicData uri="http://schemas.microsoft.com/office/word/2010/wordprocessingGroup">
-                    <wpg:wgp>
-                      <wpg:cNvGrpSpPr/>
-                      <wpg:grpSpPr>
-                        <a:xfrm>
-                          <a:off x="0" y="0"/>
-                          <a:ext cx="6858000" cy="161925"/>
-                          <a:chOff x="0" y="0"/>
-                          <a:chExt cx="6858000" cy="5055"/>
-                        </a:xfrm>
-                      </wpg:grpSpPr>
-                      <wps:wsp>
-                        <wps:cNvPr id="89" name="Shape 89"/>
-                        <wps:cNvSpPr/>
-                        <wps:spPr>
-                          <a:xfrm>
-                            <a:off x="0" y="0"/>
-                            <a:ext cx="6858000" cy="0"/>
-                          </a:xfrm>
-                          <a:custGeom>
-                            <a:avLst/>
-                            <a:gdLst/>
-                            <a:ahLst/>
-                            <a:cxnLst/>
-                            <a:rect l="0" t="0" r="0" b="0"/>
-                            <a:pathLst>
-                              <a:path w="6858000">
-                                <a:moveTo>
-                                  <a:pt x="0" y="0"/>
-                                </a:moveTo>
-                                <a:lnTo>
-                                  <a:pt x="6858000" y="0"/>
-                                </a:lnTo>
-                              </a:path>
-                            </a:pathLst>
-                          </a:custGeom>
-                          <a:ln w="5055" cap="flat">
-                            <a:miter lim="127000"/>
-                          </a:ln>
-                        </wps:spPr>
-                        <wps:style>
-                          <a:lnRef idx="1">
-                            <a:srgbClr val="000000"/>
-                          </a:lnRef>
-                          <a:fillRef idx="0">
-                            <a:srgbClr val="000000">
-                              <a:alpha val="0"/>
-                            </a:srgbClr>
-                          </a:fillRef>
-                          <a:effectRef idx="0">
-                            <a:scrgbClr r="0" g="0" b="0"/>
-                          </a:effectRef>
-                          <a:fontRef idx="none"/>
-                        </wps:style>
-                        <wps:bodyPr/>
-                      </wps:wsp>
-                    </wpg:wgp>
-                  </a:graphicData>
-                </a:graphic>
-              </wp:inline>
-            </w:drawing>
-          </mc:Choice>
-          <mc:Fallback>
-            <w:pict>
-              <v:group w14:anchorId="7BAE0474" id="Group 1236" o:spid="_x0000_s1026" style="width:540pt;height:12.75pt;mso-position-horizontal-relative:char;mso-position-vertical-relative:line" coordsize="68580,50" o:gfxdata="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">
-                <v:shape id="Shape 89" o:spid="_x0000_s1027" style="position:absolute;width:68580;height:0;visibility:visible;mso-wrap-style:square;v-text-anchor:top" coordsize="6858000,0" o:gfxdata="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" path="m,l6858000,e" filled="f" strokeweight=".14042mm">
-                  <v:stroke miterlimit="83231f" joinstyle="miter"/>
-                  <v:path arrowok="t" textboxrect="0,0,6858000,0"/>
-                </v:shape>
-                <w10:anchorlock/>
-              </v:group>
-            </w:pict>
-          </mc:Fallback>
-        </mc:AlternateContent>
-      </w:r>
-    </w:p>
-    <w:p>
-      <w:pPr>
-        <w:ind w:left="216" w:firstLine="0"/>
-      </w:pPr>
-      <w:r>
-        <w:rPr>
-          <w:b/>
-        </w:rPr>
-        <w:t>Languages</w:t>
-      </w:r>
-      <w:r>
-        <w:t>: Java, Python, TypeScript, SQL, Go</w:t>
-      </w:r>
-    </w:p>
-    <w:p>
-      <w:pPr>
-        <w:ind w:left="216" w:firstLine="0"/>
-      </w:pPr>
-      <w:r>
-        <w:rPr>
-          <w:b/>
-        </w:rPr>
-        <w:t>Frameworks</w:t>
-      </w:r>
-      <w:r>
-        <w:t>: React, Node.js,, Spring Boot</w:t>
-      </w:r>
-    </w:p>
-    <w:p>
-      <w:pPr>
-        <w:ind w:left="216" w:firstLine="0"/>
-      </w:pPr>
+        <w:t>Cloud &amp; Tools</w:t>
+      </w:r>
+      <w:r>
+        <w:t>: AWS (S3, DynamoDB, Lambda), Docker, Kubernetes, Git</w:t>
+      </w:r>
     </w:p>
     <w:sectPr>
       <w:pgSz w:w="12240" w:h="15840"/>
@@ -1022,10 +1465,10 @@
 <file path=word/numbering.xml><?xml version="1.0" encoding="utf-8"?>
 <w:numbering xmlns:wpc="http://schemas.microsoft.com/office/word/2010/wordprocessingCanvas" xmlns:cx="http://schemas.microsoft.com/office/drawing/2014/chartex" xmlns:cx1="http://schemas.microsoft.com/office/drawing/2015/9/8/chartex" xmlns:cx2="http://schemas.microsoft.com/office/drawing/2015/10/21/chartex" xmlns:cx3="http://schemas.microsoft.com/office/drawing/2016/5/9/chartex" xmlns:cx4="http://schemas.microsoft.com/office/drawing/2016/5/10/chartex" xmlns:cx5="http://schemas.microsoft.com/office/drawing/2016/5/11/chartex" xmlns:cx6="http://schemas.microsoft.com/office/drawing/2016/5/12/chartex" xmlns:cx7="http://schemas.microsoft.com/office/drawing/2016/5/13/chartex" xmlns:cx8="http://schemas.microsoft.com/office/drawing/2016/5/14/chartex" xmlns:mc="http://schemas.openxmlformats.org/markup-compatibility/2006" xmlns:aink="http://schemas.microsoft.com/office/drawing/2016/ink" xmlns:am3d="http://schemas.microsoft.com/office/drawing/2017/model3d" xmlns:o="urn:schemas-microsoft-com:office:office" xmlns:oel="http://schemas.microsoft.com/office/2019/extlst" xmlns:r="http://schemas.openxmlformats.org/officeDocument/2006/relationships" xmlns:m="http://schemas.openxmlformats.org/officeDocument/2006/math" xmlns:v="urn:schemas-microsoft-com:vml" xmlns:wp14="http://schemas.microsoft.com/office/word/2010/wordprocessingDrawing" xmlns:wp="http://schemas.openxmlformats.org/drawingml/2006/wordprocessingDrawing" xmlns:w10="urn:schemas-microsoft-com:office:word" xmlns:w="http://schemas.openxmlformats.org/wordprocessingml/2006/main" xmlns:w14="http://schemas.microsoft.com/office/word/2010/wordml" xmlns:w15="http://schemas.microsoft.com/office/word/2012/wordml" xmlns:w16cex="http://schemas.microsoft.com/office/word/2018/wordml/cex" xmlns:w16cid="http://schemas.microsoft.com/office/word/2016/wordml/cid" xmlns:w16="http://schemas.microsoft.com/office/word/2018/wordml" xmlns:w16du="http://schemas.microsoft.com/office/word/2023/wordml/word16du" xmlns:w16sdtdh="http://schemas.microsoft.com/office/word/2020/wordml/sdtdatahash" xmlns:w16sdtfl="http://schemas.microsoft.com/office/word/2024/wordml/sdtformatlock" xmlns:w16se="http://schemas.microsoft.com/office/word/2015/wordml/symex" xmlns:wpg="http://schemas.microsoft.com/office/word/2010/wordprocessingGroup" xmlns:wpi="http://schemas.microsoft.com/office/word/2010/wordprocessingInk" xmlns:wne="http://schemas.microsoft.com/office/word/2006/wordml" xmlns:wps="http://schemas.microsoft.com/office/word/2010/wordprocessingShape" mc:Ignorable="w14 w15 w16se w16cid w16 w16cex w16sdtdh w16sdtfl w16du wp14">
   <w:abstractNum w:abstractNumId="0" w15:restartNumberingAfterBreak="0">
-    <w:nsid w:val="39CB518D"/>
+    <w:nsid w:val="01DD3B7B"/>
     <w:multiLevelType w:val="hybridMultilevel"/>
-    <w:tmpl w:val="B7D4BA82"/>
-    <w:lvl w:ilvl="0" w:tplc="91A85252">
+    <w:tmpl w:val="4AC02034"/>
+    <w:lvl w:ilvl="0" w:tplc="E6D88564">
       <w:start w:val="1"/>
       <w:numFmt w:val="bullet"/>
       <w:lvlText w:val="•"/>
@@ -1048,7 +1491,7 @@
         <w:vertAlign w:val="baseline"/>
       </w:rPr>
     </w:lvl>
-    <w:lvl w:ilvl="1" w:tplc="86DE610A">
+    <w:lvl w:ilvl="1" w:tplc="F7B2249A">
       <w:start w:val="1"/>
       <w:numFmt w:val="bullet"/>
       <w:lvlText w:val="o"/>
@@ -1071,7 +1514,7 @@
         <w:vertAlign w:val="baseline"/>
       </w:rPr>
     </w:lvl>
-    <w:lvl w:ilvl="2" w:tplc="4F084B36">
+    <w:lvl w:ilvl="2" w:tplc="76644904">
       <w:start w:val="1"/>
       <w:numFmt w:val="bullet"/>
       <w:lvlText w:val="▪"/>
@@ -1094,7 +1537,7 @@
         <w:vertAlign w:val="baseline"/>
       </w:rPr>
     </w:lvl>
-    <w:lvl w:ilvl="3" w:tplc="BDFC2272">
+    <w:lvl w:ilvl="3" w:tplc="8588488E">
       <w:start w:val="1"/>
       <w:numFmt w:val="bullet"/>
       <w:lvlText w:val="•"/>
@@ -1117,7 +1560,7 @@
         <w:vertAlign w:val="baseline"/>
       </w:rPr>
     </w:lvl>
-    <w:lvl w:ilvl="4" w:tplc="C13E1334">
+    <w:lvl w:ilvl="4" w:tplc="C7407FA2">
       <w:start w:val="1"/>
       <w:numFmt w:val="bullet"/>
       <w:lvlText w:val="o"/>
@@ -1140,7 +1583,7 @@
         <w:vertAlign w:val="baseline"/>
       </w:rPr>
     </w:lvl>
-    <w:lvl w:ilvl="5" w:tplc="2DD6E8BA">
+    <w:lvl w:ilvl="5" w:tplc="0C66E5E8">
       <w:start w:val="1"/>
       <w:numFmt w:val="bullet"/>
       <w:lvlText w:val="▪"/>
@@ -1163,7 +1606,7 @@
         <w:vertAlign w:val="baseline"/>
       </w:rPr>
     </w:lvl>
-    <w:lvl w:ilvl="6" w:tplc="EB68978C">
+    <w:lvl w:ilvl="6" w:tplc="A496A7B0">
       <w:start w:val="1"/>
       <w:numFmt w:val="bullet"/>
       <w:lvlText w:val="•"/>
@@ -1186,7 +1629,7 @@
         <w:vertAlign w:val="baseline"/>
       </w:rPr>
     </w:lvl>
-    <w:lvl w:ilvl="7" w:tplc="6512F8BC">
+    <w:lvl w:ilvl="7" w:tplc="7DD834D6">
       <w:start w:val="1"/>
       <w:numFmt w:val="bullet"/>
       <w:lvlText w:val="o"/>
@@ -1209,7 +1652,7 @@
         <w:vertAlign w:val="baseline"/>
       </w:rPr>
     </w:lvl>
-    <w:lvl w:ilvl="8" w:tplc="02443CEA">
+    <w:lvl w:ilvl="8" w:tplc="57CEE454">
       <w:start w:val="1"/>
       <w:numFmt w:val="bullet"/>
       <w:lvlText w:val="▪"/>
@@ -1234,10 +1677,10 @@
     </w:lvl>
   </w:abstractNum>
   <w:abstractNum w:abstractNumId="1" w15:restartNumberingAfterBreak="0">
-    <w:nsid w:val="40F12AFA"/>
+    <w:nsid w:val="089F6FDD"/>
     <w:multiLevelType w:val="hybridMultilevel"/>
-    <w:tmpl w:val="EA9276F0"/>
-    <w:lvl w:ilvl="0" w:tplc="4418DBDE">
+    <w:tmpl w:val="709EF940"/>
+    <w:lvl w:ilvl="0" w:tplc="D5A80BF2">
       <w:start w:val="1"/>
       <w:numFmt w:val="bullet"/>
       <w:lvlText w:val="•"/>
@@ -1260,7 +1703,7 @@
         <w:vertAlign w:val="baseline"/>
       </w:rPr>
     </w:lvl>
-    <w:lvl w:ilvl="1" w:tplc="4E9E7668">
+    <w:lvl w:ilvl="1" w:tplc="C44AD320">
       <w:start w:val="1"/>
       <w:numFmt w:val="bullet"/>
       <w:lvlText w:val="o"/>
@@ -1283,7 +1726,7 @@
         <w:vertAlign w:val="baseline"/>
       </w:rPr>
     </w:lvl>
-    <w:lvl w:ilvl="2" w:tplc="1102E442">
+    <w:lvl w:ilvl="2" w:tplc="32D22660">
       <w:start w:val="1"/>
       <w:numFmt w:val="bullet"/>
       <w:lvlText w:val="▪"/>
@@ -1306,7 +1749,7 @@
         <w:vertAlign w:val="baseline"/>
       </w:rPr>
     </w:lvl>
-    <w:lvl w:ilvl="3" w:tplc="47DACDF4">
+    <w:lvl w:ilvl="3" w:tplc="AD30B562">
       <w:start w:val="1"/>
       <w:numFmt w:val="bullet"/>
       <w:lvlText w:val="•"/>
@@ -1329,7 +1772,7 @@
         <w:vertAlign w:val="baseline"/>
       </w:rPr>
     </w:lvl>
-    <w:lvl w:ilvl="4" w:tplc="91C229BE">
+    <w:lvl w:ilvl="4" w:tplc="F0B01978">
       <w:start w:val="1"/>
       <w:numFmt w:val="bullet"/>
       <w:lvlText w:val="o"/>
@@ -1352,7 +1795,7 @@
         <w:vertAlign w:val="baseline"/>
       </w:rPr>
     </w:lvl>
-    <w:lvl w:ilvl="5" w:tplc="E5DCD630">
+    <w:lvl w:ilvl="5" w:tplc="84DC7CF6">
       <w:start w:val="1"/>
       <w:numFmt w:val="bullet"/>
       <w:lvlText w:val="▪"/>
@@ -1375,7 +1818,7 @@
         <w:vertAlign w:val="baseline"/>
       </w:rPr>
     </w:lvl>
-    <w:lvl w:ilvl="6" w:tplc="9452B812">
+    <w:lvl w:ilvl="6" w:tplc="5E8E024A">
       <w:start w:val="1"/>
       <w:numFmt w:val="bullet"/>
       <w:lvlText w:val="•"/>
@@ -1398,7 +1841,7 @@
         <w:vertAlign w:val="baseline"/>
       </w:rPr>
     </w:lvl>
-    <w:lvl w:ilvl="7" w:tplc="049C48B8">
+    <w:lvl w:ilvl="7" w:tplc="461615C4">
       <w:start w:val="1"/>
       <w:numFmt w:val="bullet"/>
       <w:lvlText w:val="o"/>
@@ -1421,7 +1864,7 @@
         <w:vertAlign w:val="baseline"/>
       </w:rPr>
     </w:lvl>
-    <w:lvl w:ilvl="8" w:tplc="25801030">
+    <w:lvl w:ilvl="8" w:tplc="55167D3E">
       <w:start w:val="1"/>
       <w:numFmt w:val="bullet"/>
       <w:lvlText w:val="▪"/>
@@ -1445,11 +1888,11 @@
       </w:rPr>
     </w:lvl>
   </w:abstractNum>
-  <w:num w:numId="1" w16cid:durableId="349572215">
+  <w:num w:numId="1" w16cid:durableId="1410537195">
+    <w:abstractNumId w:val="0"/>
+  </w:num>
+  <w:num w:numId="2" w16cid:durableId="1675186998">
     <w:abstractNumId w:val="1"/>
-  </w:num>
-  <w:num w:numId="2" w16cid:durableId="2002780546">
-    <w:abstractNumId w:val="0"/>
   </w:num>
 </w:numbering>
 </file>
